--- a/02-management-systems/ISO_IEC_42001_AIMS/publication/qa-candidate/Manual_02_ISO_IEC_42001_AI_Management_System_ES-419.docx
+++ b/02-management-systems/ISO_IEC_42001_AIMS/publication/qa-candidate/Manual_02_ISO_IEC_42001_AI_Management_System_ES-419.docx
@@ -139,7 +139,7 @@
         <w:rPr>
           <w:rStyle w:val="SourceText"/>
         </w:rPr>
-        <w:t>b1ddffa6a33376ec72db570d8437f996cf61b97d</w:t>
+        <w:t>647c88fa905a16cba4e3ec162a32aad56f48c58b</w:t>
       </w:r>
       <w:r>
         <w:rPr/>
@@ -3583,6 +3583,7 @@
         <w:pStyle w:val="FigureCaption"/>
         <w:bidi w:val="0"/>
         <w:rPr/>
+        <w:keepNext/>
       </w:pPr>
       <w:r>
         <w:rPr/>
@@ -4200,6 +4201,7 @@
         <w:pStyle w:val="FigureCaption"/>
         <w:bidi w:val="0"/>
         <w:rPr/>
+        <w:keepNext/>
       </w:pPr>
       <w:r>
         <w:rPr/>
@@ -6062,6 +6064,7 @@
         <w:pStyle w:val="FigureCaption"/>
         <w:bidi w:val="0"/>
         <w:rPr/>
+        <w:keepNext/>
       </w:pPr>
       <w:r>
         <w:rPr/>
@@ -7354,6 +7357,7 @@
         <w:pStyle w:val="FigureCaption"/>
         <w:bidi w:val="0"/>
         <w:rPr/>
+        <w:keepNext/>
       </w:pPr>
       <w:r>
         <w:rPr/>
@@ -11494,6 +11498,7 @@
         <w:pStyle w:val="FigureCaption"/>
         <w:bidi w:val="0"/>
         <w:rPr/>
+        <w:keepNext/>
       </w:pPr>
       <w:r>
         <w:rPr/>
@@ -14568,7 +14573,7 @@
           <w:i/>
           <w:iCs/>
         </w:rPr>
-        <w:t>El Anexo A.4 exige visibilidad de los datos, herramientas, sistema/cómputo y personas necesarios durante el ciclo de vida de la IA.</w:t>
+        <w:t>Cuando los controles del Anexo A.4 se seleccionan mediante el tratamiento de riesgos y la Declaración de Aplicabilidad de la organización, su implementación debe mantener visibilidad sobre los datos, las herramientas, los sistemas y recursos de cómputo, y las personas necesarias durante el ciclo de vida de la IA.</w:t>
       </w:r>
     </w:p>
     <w:tbl>
@@ -15333,6 +15338,7 @@
         <w:pStyle w:val="FigureCaption"/>
         <w:bidi w:val="0"/>
         <w:rPr/>
+        <w:keepNext/>
       </w:pPr>
       <w:r>
         <w:rPr/>
@@ -15918,7 +15924,7 @@
           <w:i/>
           <w:iCs/>
         </w:rPr>
-        <w:t>El Anexo A.7 exige adquisición, calidad, procedencia y preparación gobernadas de datos para desarrollo, mejora y operación de IA.</w:t>
+        <w:t>Cuando los controles del Anexo A.7 se seleccionan mediante el tratamiento de riesgos y la Declaración de Aplicabilidad de la organización, su implementación debe gobernar la adquisición, calidad, procedencia y preparación de datos para el desarrollo, la mejora y la operación de IA.</w:t>
       </w:r>
     </w:p>
     <w:p>
@@ -15935,7 +15941,7 @@
           <wp:inline distT="0" distB="0" distL="0" distR="0">
             <wp:extent cx="5623560" cy="2955925"/>
             <wp:effectExtent l="0" t="0" r="0" b="0"/>
-            <wp:docPr id="7" name="Manual 02 Figure 7" title="Figure 7" descr="El linaje debe conectar la fuente y la autoridad con transformaciones, calidad, uso, retención y eliminación."/>
+            <wp:docPr id="7" name="Manual 02 Figure 7" title="Figure 7" descr="El flujo de evidencia recomendado conecta la fuente y la autoridad con las transformaciones, la calidad, el uso, la retención y la eliminación."/>
             <wp:cNvGraphicFramePr>
               <a:graphicFrameLocks xmlns:a="http://schemas.openxmlformats.org/drawingml/2006/main" noChangeAspect="1"/>
             </wp:cNvGraphicFramePr>
@@ -15982,10 +15988,11 @@
         <w:pStyle w:val="FigureCaption"/>
         <w:bidi w:val="0"/>
         <w:rPr/>
-      </w:pPr>
-      <w:r>
-        <w:rPr/>
-        <w:t>El linaje debe conectar la fuente y la autoridad con transformaciones, calidad, uso, retención y eliminación.</w:t>
+        <w:keepNext/>
+      </w:pPr>
+      <w:r>
+        <w:rPr/>
+        <w:t>El flujo de evidencia recomendado conecta la fuente y la autoridad con las transformaciones, la calidad, el uso, la retención y la eliminación.</w:t>
       </w:r>
     </w:p>
     <w:p>
@@ -16513,7 +16520,7 @@
           <w:i/>
           <w:iCs/>
         </w:rPr>
-        <w:t>El Anexo A.8 exige información útil para usuarios y partes interesadas, además de reporte y comunicación de incidentes.</w:t>
+        <w:t>Cuando los controles del Anexo A.8 se seleccionan mediante el tratamiento de riesgos y la Declaración de Aplicabilidad de la organización, su implementación debe proporcionar información útil para usuarios y partes interesadas, junto con el reporte y la comunicación de incidentes.</w:t>
       </w:r>
     </w:p>
     <w:p>
@@ -16577,6 +16584,7 @@
         <w:pStyle w:val="FigureCaption"/>
         <w:bidi w:val="0"/>
         <w:rPr/>
+        <w:keepNext/>
       </w:pPr>
       <w:r>
         <w:rPr/>
@@ -16850,7 +16858,7 @@
           <wp:inline distT="0" distB="0" distL="0" distR="0">
             <wp:extent cx="5623560" cy="2955925"/>
             <wp:effectExtent l="0" t="0" r="0" b="0"/>
-            <wp:docPr id="9" name="Manual 02 Figure 9" title="Figure 9" descr="El aseguramiento de proveedores debe corresponder al modelo, servicio, uso, flujo de datos y configuración del cliente exactos."/>
+            <wp:docPr id="9" name="Manual 02 Figure 9" title="Figure 9" descr="El aseguramiento de proveedores basado en riesgos corresponde al modelo, servicio, uso, flujo de datos y configuración exactos del cliente."/>
             <wp:cNvGraphicFramePr>
               <a:graphicFrameLocks xmlns:a="http://schemas.openxmlformats.org/drawingml/2006/main" noChangeAspect="1"/>
             </wp:cNvGraphicFramePr>
@@ -16897,10 +16905,11 @@
         <w:pStyle w:val="FigureCaption"/>
         <w:bidi w:val="0"/>
         <w:rPr/>
-      </w:pPr>
-      <w:r>
-        <w:rPr/>
-        <w:t>El aseguramiento de proveedores debe corresponder al modelo, servicio, uso, flujo de datos y configuración del cliente exactos.</w:t>
+        <w:keepNext/>
+      </w:pPr>
+      <w:r>
+        <w:rPr/>
+        <w:t>El aseguramiento de proveedores basado en riesgos corresponde al modelo, servicio, uso, flujo de datos y configuración exactos del cliente.</w:t>
       </w:r>
     </w:p>
     <w:p>
@@ -20448,6 +20457,7 @@
         <w:pStyle w:val="FigureCaption"/>
         <w:bidi w:val="0"/>
         <w:rPr/>
+        <w:keepNext/>
       </w:pPr>
       <w:r>
         <w:rPr/>
@@ -28878,7 +28888,7 @@
       <w:rPr/>
     </w:pPr>
     <w:r>
-      <w:t xml:space="preserve">build/iso-iec-42001-manual-02-2026@b1ddffa6a333 | 2026-08-24 | Page </w:t>
+      <w:t xml:space="preserve">build/iso-iec-42001-manual-02-2026@647c88fa905a | 2026-08-24 | Page </w:t>
     </w:r>
     <w:r>
       <w:fldChar w:fldCharType="begin"/>
